--- a/templates/bbnt-template-bi.docx
+++ b/templates/bbnt-template-bi.docx
@@ -1,6 +1,6 @@
 
 <file path=word/document.xml><?xml version="1.0" encoding="utf-8"?>
-<w:document xmlns:wpc="http://schemas.microsoft.com/office/word/2010/wordprocessingCanvas" xmlns:cx="http://schemas.microsoft.com/office/drawing/2014/chartex" xmlns:cx1="http://schemas.microsoft.com/office/drawing/2015/9/8/chartex" xmlns:cx2="http://schemas.microsoft.com/office/drawing/2015/10/21/chartex" xmlns:cx3="http://schemas.microsoft.com/office/drawing/2016/5/9/chartex" xmlns:cx4="http://schemas.microsoft.com/office/drawing/2016/5/10/chartex" xmlns:cx5="http://schemas.microsoft.com/office/drawing/2016/5/11/chartex" xmlns:cx6="http://schemas.microsoft.com/office/drawing/2016/5/12/chartex" xmlns:cx7="http://schemas.microsoft.com/office/drawing/2016/5/13/chartex" xmlns:cx8="http://schemas.microsoft.com/office/drawing/2016/5/14/chartex" xmlns:mc="http://schemas.openxmlformats.org/markup-compatibility/2006" xmlns:aink="http://schemas.microsoft.com/office/drawing/2016/ink" xmlns:am3d="http://schemas.microsoft.com/office/drawing/2017/model3d" xmlns:o="urn:schemas-microsoft-com:office:office" xmlns:oel="http://schemas.microsoft.com/office/2019/extlst" xmlns:r="http://schemas.openxmlformats.org/officeDocument/2006/relationships" xmlns:m="http://schemas.openxmlformats.org/officeDocument/2006/math" xmlns:v="urn:schemas-microsoft-com:vml" xmlns:wp14="http://schemas.microsoft.com/office/word/2010/wordprocessingDrawing" xmlns:wp="http://schemas.openxmlformats.org/drawingml/2006/wordprocessingDrawing" xmlns:w10="urn:schemas-microsoft-com:office:word" xmlns:w="http://schemas.openxmlformats.org/wordprocessingml/2006/main" xmlns:w14="http://schemas.microsoft.com/office/word/2010/wordml" xmlns:w15="http://schemas.microsoft.com/office/word/2012/wordml" xmlns:w16cex="http://schemas.microsoft.com/office/word/2018/wordml/cex" xmlns:w16cid="http://schemas.microsoft.com/office/word/2016/wordml/cid" xmlns:w16="http://schemas.microsoft.com/office/word/2018/wordml" xmlns:w16du="http://schemas.microsoft.com/office/word/2023/wordml/word16du" xmlns:w16sdtdh="http://schemas.microsoft.com/office/word/2020/wordml/sdtdatahash" xmlns:w16sdtfl="http://schemas.microsoft.com/office/word/2024/wordml/sdtformatlock" xmlns:w16se="http://schemas.microsoft.com/office/word/2015/wordml/symex" xmlns:wpg="http://schemas.microsoft.com/office/word/2010/wordprocessingGroup" xmlns:wpi="http://schemas.microsoft.com/office/word/2010/wordprocessingInk" xmlns:wne="http://schemas.microsoft.com/office/word/2006/wordml" xmlns:wps="http://schemas.microsoft.com/office/word/2010/wordprocessingShape" mc:Ignorable="w14 w15 w16se w16cid w16 w16cex w16sdtdh w16sdtfl w16du wp14">
+<w:document xmlns:wpc="http://schemas.microsoft.com/office/word/2010/wordprocessingCanvas" xmlns:cx="http://schemas.microsoft.com/office/drawing/2014/chartex" xmlns:cx1="http://schemas.microsoft.com/office/drawing/2015/9/8/chartex" xmlns:cx2="http://schemas.microsoft.com/office/drawing/2015/10/21/chartex" xmlns:cx3="http://schemas.microsoft.com/office/drawing/2016/5/9/chartex" xmlns:cx4="http://schemas.microsoft.com/office/drawing/2016/5/10/chartex" xmlns:cx5="http://schemas.microsoft.com/office/drawing/2016/5/11/chartex" xmlns:cx6="http://schemas.microsoft.com/office/drawing/2016/5/12/chartex" xmlns:cx7="http://schemas.microsoft.com/office/drawing/2016/5/13/chartex" xmlns:cx8="http://schemas.microsoft.com/office/drawing/2016/5/14/chartex" xmlns:mc="http://schemas.openxmlformats.org/markup-compatibility/2006" xmlns:aink="http://schemas.microsoft.com/office/drawing/2016/ink" xmlns:am3d="http://schemas.microsoft.com/office/drawing/2017/model3d" xmlns:o="urn:schemas-microsoft-com:office:office" xmlns:oel="http://schemas.microsoft.com/office/2019/extlst" xmlns:r="http://schemas.openxmlformats.org/officeDocument/2006/relationships" xmlns:m="http://schemas.openxmlformats.org/officeDocument/2006/math" xmlns:v="urn:schemas-microsoft-com:vml" xmlns:wp14="http://schemas.microsoft.com/office/word/2010/wordprocessingDrawing" xmlns:wp="http://schemas.openxmlformats.org/drawingml/2006/wordprocessingDrawing" xmlns:w10="urn:schemas-microsoft-com:office:word" xmlns:w="http://schemas.openxmlformats.org/wordprocessingml/2006/main" xmlns:w14="http://schemas.microsoft.com/office/word/2010/wordml" xmlns:w15="http://schemas.microsoft.com/office/word/2012/wordml" xmlns:w16cei="http://schemas.microsoft.com/office/word/2026/wordml/cei" xmlns:w16cex="http://schemas.microsoft.com/office/word/2018/wordml/cex" xmlns:w16cid="http://schemas.microsoft.com/office/word/2016/wordml/cid" xmlns:w16="http://schemas.microsoft.com/office/word/2018/wordml" xmlns:w16du="http://schemas.microsoft.com/office/word/2023/wordml/word16du" xmlns:w16sdtdh="http://schemas.microsoft.com/office/word/2020/wordml/sdtdatahash" xmlns:w16sdtfl="http://schemas.microsoft.com/office/word/2024/wordml/sdtformatlock" xmlns:w16se="http://schemas.microsoft.com/office/word/2015/wordml/symex" xmlns:wpg="http://schemas.microsoft.com/office/word/2010/wordprocessingGroup" xmlns:wpi="http://schemas.microsoft.com/office/word/2010/wordprocessingInk" xmlns:wne="http://schemas.microsoft.com/office/word/2006/wordml" xmlns:wps="http://schemas.microsoft.com/office/word/2010/wordprocessingShape" mc:Ignorable="w14 w15 w16se w16cid w16 w16cex w16sdtdh w16sdtfl w16du wp14">
   <w:body>
     <w:tbl>
       <w:tblPr>
@@ -186,7 +186,14 @@
               <w:rPr>
                 <w:rFonts w:ascii="Times New Roman" w:hAnsi="Times New Roman" w:cs="Times New Roman"/>
               </w:rPr>
-              <w:t xml:space="preserve">PCT số: </w:t>
+              <w:t xml:space="preserve">PCT </w:t>
+            </w:r>
+            <w:proofErr w:type="gramStart"/>
+            <w:r>
+              <w:rPr>
+                <w:rFonts w:ascii="Times New Roman" w:hAnsi="Times New Roman" w:cs="Times New Roman"/>
+              </w:rPr>
+              <w:t xml:space="preserve">số: </w:t>
             </w:r>
             <w:r>
               <w:rPr>
@@ -194,7 +201,16 @@
                 <w:sz w:val="26"/>
                 <w:szCs w:val="26"/>
               </w:rPr>
-              <w:t>{{pctNumber}}</w:t>
+              <w:t>{{</w:t>
+            </w:r>
+            <w:proofErr w:type="gramEnd"/>
+            <w:r>
+              <w:rPr>
+                <w:rFonts w:ascii="Times New Roman" w:hAnsi="Times New Roman" w:cs="Times New Roman"/>
+                <w:sz w:val="26"/>
+                <w:szCs w:val="26"/>
+              </w:rPr>
+              <w:t>pctNumber}}</w:t>
             </w:r>
           </w:p>
         </w:tc>
@@ -236,7 +252,21 @@
               <w:rPr>
                 <w:rFonts w:ascii="Times New Roman" w:hAnsi="Times New Roman" w:cs="Times New Roman"/>
               </w:rPr>
-              <w:t>Lý do:</w:t>
+              <w:t xml:space="preserve">Lý </w:t>
+            </w:r>
+            <w:proofErr w:type="gramStart"/>
+            <w:r>
+              <w:rPr>
+                <w:rFonts w:ascii="Times New Roman" w:hAnsi="Times New Roman" w:cs="Times New Roman"/>
+              </w:rPr>
+              <w:t>do</w:t>
+            </w:r>
+            <w:proofErr w:type="gramEnd"/>
+            <w:r>
+              <w:rPr>
+                <w:rFonts w:ascii="Times New Roman" w:hAnsi="Times New Roman" w:cs="Times New Roman"/>
+              </w:rPr>
+              <w:t>:</w:t>
             </w:r>
             <w:r>
               <w:rPr>
@@ -250,6 +280,7 @@
               </w:rPr>
               <w:t xml:space="preserve">{{Lydo}}. </w:t>
             </w:r>
+            <w:proofErr w:type="gramStart"/>
             <w:r>
               <w:rPr>
                 <w:rFonts w:ascii="Times New Roman" w:hAnsi="Times New Roman" w:cs="Times New Roman"/>
@@ -260,7 +291,14 @@
               <w:rPr>
                 <w:rFonts w:ascii="Times New Roman" w:hAnsi="Times New Roman" w:cs="Times New Roman"/>
               </w:rPr>
-              <w:t>{{soBBKT}}</w:t>
+              <w:t>{{</w:t>
+            </w:r>
+            <w:proofErr w:type="gramEnd"/>
+            <w:r>
+              <w:rPr>
+                <w:rFonts w:ascii="Times New Roman" w:hAnsi="Times New Roman" w:cs="Times New Roman"/>
+              </w:rPr>
+              <w:t>soBBKT}}</w:t>
             </w:r>
           </w:p>
         </w:tc>
@@ -365,22 +403,38 @@
             <w:pPr>
               <w:spacing w:after="0"/>
             </w:pPr>
-            <w:r>
-              <w:rPr>
-                <w:rFonts w:ascii="Times New Roman" w:hAnsi="Times New Roman" w:cs="Times New Roman"/>
-              </w:rPr>
-              <w:t>{{tenChiHuy}} - SCCN</w:t>
-            </w:r>
-          </w:p>
-          <w:p>
-            <w:pPr>
-              <w:spacing w:after="0"/>
-            </w:pPr>
-            <w:r>
-              <w:rPr>
-                <w:rFonts w:ascii="Times New Roman" w:hAnsi="Times New Roman" w:cs="Times New Roman"/>
-              </w:rPr>
-              <w:t>{{usedByName}}- {{usedByPosition}}</w:t>
+            <w:proofErr w:type="gramStart"/>
+            <w:r>
+              <w:rPr>
+                <w:rFonts w:ascii="Times New Roman" w:hAnsi="Times New Roman" w:cs="Times New Roman"/>
+              </w:rPr>
+              <w:t>{{tenChiHuy}} -</w:t>
+            </w:r>
+            <w:proofErr w:type="gramEnd"/>
+            <w:r>
+              <w:rPr>
+                <w:rFonts w:ascii="Times New Roman" w:hAnsi="Times New Roman" w:cs="Times New Roman"/>
+              </w:rPr>
+              <w:t xml:space="preserve"> SCCN</w:t>
+            </w:r>
+          </w:p>
+          <w:p>
+            <w:pPr>
+              <w:spacing w:after="0"/>
+            </w:pPr>
+            <w:proofErr w:type="gramStart"/>
+            <w:r>
+              <w:rPr>
+                <w:rFonts w:ascii="Times New Roman" w:hAnsi="Times New Roman" w:cs="Times New Roman"/>
+              </w:rPr>
+              <w:t>{{usedByName}}- {{</w:t>
+            </w:r>
+            <w:proofErr w:type="gramEnd"/>
+            <w:r>
+              <w:rPr>
+                <w:rFonts w:ascii="Times New Roman" w:hAnsi="Times New Roman" w:cs="Times New Roman"/>
+              </w:rPr>
+              <w:t>usedByPosition}}</w:t>
             </w:r>
           </w:p>
         </w:tc>
@@ -397,7 +451,17 @@
           <w:sz w:val="26"/>
           <w:szCs w:val="26"/>
         </w:rPr>
-        <w:t xml:space="preserve">I.	Thông số trước/ sau bổ sung bi:</w:t>
+        <w:t>I.</w:t>
+      </w:r>
+      <w:r>
+        <w:rPr>
+          <w:rFonts w:ascii="Times New Roman" w:hAnsi="Times New Roman" w:cs="Times New Roman"/>
+          <w:b/>
+          <w:sz w:val="26"/>
+          <w:szCs w:val="26"/>
+        </w:rPr>
+        <w:tab/>
+        <w:t>Thông số trước/ sau bổ sung bi:</w:t>
       </w:r>
     </w:p>
     <w:tbl>
@@ -416,7 +480,7 @@
           <w:left w:w="80" w:type="dxa"/>
           <w:right w:w="80" w:type="dxa"/>
         </w:tblCellMar>
-        <w:tblLook w:val="04A0"/>
+        <w:tblLook w:val="04A0" w:firstRow="1" w:lastRow="0" w:firstColumn="1" w:lastColumn="0" w:noHBand="0" w:noVBand="1"/>
       </w:tblPr>
       <w:tblGrid>
         <w:gridCol w:w="2154"/>
@@ -435,143 +499,129 @@
           </w:tcPr>
           <w:p>
             <w:pPr>
-              <w:spacing w:before="0" w:after="0"/>
+              <w:spacing w:after="0"/>
               <w:jc w:val="center"/>
             </w:pPr>
             <w:r>
               <w:rPr>
                 <w:rFonts w:ascii="Times New Roman" w:hAnsi="Times New Roman" w:cs="Times New Roman"/>
                 <w:b/>
-                <w:sz w:val="26"/>
-                <w:szCs w:val="26"/>
-              </w:rPr>
-              <w:t xml:space="preserve">Thông số</w:t>
-            </w:r>
-          </w:p>
-        </w:tc>
-        <w:tc>
-          <w:tcPr>
-            <w:tcW w:w="1200" w:type="dxa"/>
-            <w:vAlign w:val="center"/>
-          </w:tcPr>
-          <w:p>
-            <w:pPr>
-              <w:spacing w:before="0" w:after="0"/>
+              </w:rPr>
+              <w:t>Thông số</w:t>
+            </w:r>
+          </w:p>
+        </w:tc>
+        <w:tc>
+          <w:tcPr>
+            <w:tcW w:w="1200" w:type="dxa"/>
+            <w:vAlign w:val="center"/>
+          </w:tcPr>
+          <w:p>
+            <w:pPr>
+              <w:spacing w:after="0"/>
               <w:jc w:val="center"/>
             </w:pPr>
             <w:r>
               <w:rPr>
                 <w:rFonts w:ascii="Times New Roman" w:hAnsi="Times New Roman" w:cs="Times New Roman"/>
                 <w:b/>
-                <w:sz w:val="26"/>
-                <w:szCs w:val="26"/>
-              </w:rPr>
-              <w:t xml:space="preserve">Mill A</w:t>
-            </w:r>
-          </w:p>
-        </w:tc>
-        <w:tc>
-          <w:tcPr>
-            <w:tcW w:w="1200" w:type="dxa"/>
-            <w:vAlign w:val="center"/>
-          </w:tcPr>
-          <w:p>
-            <w:pPr>
-              <w:spacing w:before="0" w:after="0"/>
+              </w:rPr>
+              <w:t>Mill A</w:t>
+            </w:r>
+          </w:p>
+        </w:tc>
+        <w:tc>
+          <w:tcPr>
+            <w:tcW w:w="1200" w:type="dxa"/>
+            <w:vAlign w:val="center"/>
+          </w:tcPr>
+          <w:p>
+            <w:pPr>
+              <w:spacing w:after="0"/>
               <w:jc w:val="center"/>
             </w:pPr>
             <w:r>
               <w:rPr>
                 <w:rFonts w:ascii="Times New Roman" w:hAnsi="Times New Roman" w:cs="Times New Roman"/>
                 <w:b/>
-                <w:sz w:val="26"/>
-                <w:szCs w:val="26"/>
-              </w:rPr>
-              <w:t xml:space="preserve">Mill B</w:t>
-            </w:r>
-          </w:p>
-        </w:tc>
-        <w:tc>
-          <w:tcPr>
-            <w:tcW w:w="1200" w:type="dxa"/>
-            <w:vAlign w:val="center"/>
-          </w:tcPr>
-          <w:p>
-            <w:pPr>
-              <w:spacing w:before="0" w:after="0"/>
+              </w:rPr>
+              <w:t>Mill B</w:t>
+            </w:r>
+          </w:p>
+        </w:tc>
+        <w:tc>
+          <w:tcPr>
+            <w:tcW w:w="1200" w:type="dxa"/>
+            <w:vAlign w:val="center"/>
+          </w:tcPr>
+          <w:p>
+            <w:pPr>
+              <w:spacing w:after="0"/>
               <w:jc w:val="center"/>
             </w:pPr>
             <w:r>
               <w:rPr>
                 <w:rFonts w:ascii="Times New Roman" w:hAnsi="Times New Roman" w:cs="Times New Roman"/>
                 <w:b/>
-                <w:sz w:val="26"/>
-                <w:szCs w:val="26"/>
-              </w:rPr>
-              <w:t xml:space="preserve">Mill C</w:t>
-            </w:r>
-          </w:p>
-        </w:tc>
-        <w:tc>
-          <w:tcPr>
-            <w:tcW w:w="1200" w:type="dxa"/>
-            <w:vAlign w:val="center"/>
-          </w:tcPr>
-          <w:p>
-            <w:pPr>
-              <w:spacing w:before="0" w:after="0"/>
+              </w:rPr>
+              <w:t>Mill C</w:t>
+            </w:r>
+          </w:p>
+        </w:tc>
+        <w:tc>
+          <w:tcPr>
+            <w:tcW w:w="1200" w:type="dxa"/>
+            <w:vAlign w:val="center"/>
+          </w:tcPr>
+          <w:p>
+            <w:pPr>
+              <w:spacing w:after="0"/>
               <w:jc w:val="center"/>
             </w:pPr>
             <w:r>
               <w:rPr>
                 <w:rFonts w:ascii="Times New Roman" w:hAnsi="Times New Roman" w:cs="Times New Roman"/>
                 <w:b/>
-                <w:sz w:val="26"/>
-                <w:szCs w:val="26"/>
-              </w:rPr>
-              <w:t xml:space="preserve">Mill D</w:t>
-            </w:r>
-          </w:p>
-        </w:tc>
-        <w:tc>
-          <w:tcPr>
-            <w:tcW w:w="1200" w:type="dxa"/>
-            <w:vAlign w:val="center"/>
-          </w:tcPr>
-          <w:p>
-            <w:pPr>
-              <w:spacing w:before="0" w:after="0"/>
+              </w:rPr>
+              <w:t>Mill D</w:t>
+            </w:r>
+          </w:p>
+        </w:tc>
+        <w:tc>
+          <w:tcPr>
+            <w:tcW w:w="1200" w:type="dxa"/>
+            <w:vAlign w:val="center"/>
+          </w:tcPr>
+          <w:p>
+            <w:pPr>
+              <w:spacing w:after="0"/>
               <w:jc w:val="center"/>
             </w:pPr>
             <w:r>
               <w:rPr>
                 <w:rFonts w:ascii="Times New Roman" w:hAnsi="Times New Roman" w:cs="Times New Roman"/>
                 <w:b/>
-                <w:sz w:val="26"/>
-                <w:szCs w:val="26"/>
-              </w:rPr>
-              <w:t xml:space="preserve">Mill E</w:t>
-            </w:r>
-          </w:p>
-        </w:tc>
-        <w:tc>
-          <w:tcPr>
-            <w:tcW w:w="1200" w:type="dxa"/>
-            <w:vAlign w:val="center"/>
-          </w:tcPr>
-          <w:p>
-            <w:pPr>
-              <w:spacing w:before="0" w:after="0"/>
+              </w:rPr>
+              <w:t>Mill E</w:t>
+            </w:r>
+          </w:p>
+        </w:tc>
+        <w:tc>
+          <w:tcPr>
+            <w:tcW w:w="1200" w:type="dxa"/>
+            <w:vAlign w:val="center"/>
+          </w:tcPr>
+          <w:p>
+            <w:pPr>
+              <w:spacing w:after="0"/>
               <w:jc w:val="center"/>
             </w:pPr>
             <w:r>
               <w:rPr>
                 <w:rFonts w:ascii="Times New Roman" w:hAnsi="Times New Roman" w:cs="Times New Roman"/>
                 <w:b/>
-                <w:sz w:val="26"/>
-                <w:szCs w:val="26"/>
-              </w:rPr>
-              <w:t xml:space="preserve">Mill F</w:t>
+              </w:rPr>
+              <w:t>Mill F</w:t>
             </w:r>
           </w:p>
         </w:tc>
@@ -587,87 +637,85 @@
           </w:tcPr>
           <w:p>
             <w:pPr>
-              <w:spacing w:before="0" w:after="0"/>
-              <w:jc w:val="center"/>
-            </w:pPr>
-            <w:r>
-              <w:rPr>
-                <w:rFonts w:ascii="Times New Roman" w:hAnsi="Times New Roman" w:cs="Times New Roman"/>
-                <w:sz w:val="26"/>
-                <w:szCs w:val="26"/>
-              </w:rPr>
-              <w:t xml:space="preserve">Dòng điện trước khi bổ sung bi (A)</w:t>
-            </w:r>
-          </w:p>
-        </w:tc>
-        <w:tc>
-          <w:tcPr>
-            <w:tcW w:w="1200" w:type="dxa"/>
-            <w:vAlign w:val="center"/>
-          </w:tcPr>
-          <w:p>
-            <w:pPr>
-              <w:spacing w:before="0" w:after="0"/>
-              <w:jc w:val="center"/>
-            </w:pPr>
-          </w:p>
-        </w:tc>
-        <w:tc>
-          <w:tcPr>
-            <w:tcW w:w="1200" w:type="dxa"/>
-            <w:vAlign w:val="center"/>
-          </w:tcPr>
-          <w:p>
-            <w:pPr>
-              <w:spacing w:before="0" w:after="0"/>
-              <w:jc w:val="center"/>
-            </w:pPr>
-          </w:p>
-        </w:tc>
-        <w:tc>
-          <w:tcPr>
-            <w:tcW w:w="1200" w:type="dxa"/>
-            <w:vAlign w:val="center"/>
-          </w:tcPr>
-          <w:p>
-            <w:pPr>
-              <w:spacing w:before="0" w:after="0"/>
-              <w:jc w:val="center"/>
-            </w:pPr>
-          </w:p>
-        </w:tc>
-        <w:tc>
-          <w:tcPr>
-            <w:tcW w:w="1200" w:type="dxa"/>
-            <w:vAlign w:val="center"/>
-          </w:tcPr>
-          <w:p>
-            <w:pPr>
-              <w:spacing w:before="0" w:after="0"/>
-              <w:jc w:val="center"/>
-            </w:pPr>
-          </w:p>
-        </w:tc>
-        <w:tc>
-          <w:tcPr>
-            <w:tcW w:w="1200" w:type="dxa"/>
-            <w:vAlign w:val="center"/>
-          </w:tcPr>
-          <w:p>
-            <w:pPr>
-              <w:spacing w:before="0" w:after="0"/>
-              <w:jc w:val="center"/>
-            </w:pPr>
-          </w:p>
-        </w:tc>
-        <w:tc>
-          <w:tcPr>
-            <w:tcW w:w="1200" w:type="dxa"/>
-            <w:vAlign w:val="center"/>
-          </w:tcPr>
-          <w:p>
-            <w:pPr>
-              <w:spacing w:before="0" w:after="0"/>
+              <w:spacing w:after="0"/>
+              <w:jc w:val="center"/>
+            </w:pPr>
+            <w:r>
+              <w:rPr>
+                <w:rFonts w:ascii="Times New Roman" w:hAnsi="Times New Roman" w:cs="Times New Roman"/>
+              </w:rPr>
+              <w:t>Dòng điện trước khi bổ sung bi (A)</w:t>
+            </w:r>
+          </w:p>
+        </w:tc>
+        <w:tc>
+          <w:tcPr>
+            <w:tcW w:w="1200" w:type="dxa"/>
+            <w:vAlign w:val="center"/>
+          </w:tcPr>
+          <w:p>
+            <w:pPr>
+              <w:spacing w:after="0"/>
+              <w:jc w:val="center"/>
+            </w:pPr>
+          </w:p>
+        </w:tc>
+        <w:tc>
+          <w:tcPr>
+            <w:tcW w:w="1200" w:type="dxa"/>
+            <w:vAlign w:val="center"/>
+          </w:tcPr>
+          <w:p>
+            <w:pPr>
+              <w:spacing w:after="0"/>
+              <w:jc w:val="center"/>
+            </w:pPr>
+          </w:p>
+        </w:tc>
+        <w:tc>
+          <w:tcPr>
+            <w:tcW w:w="1200" w:type="dxa"/>
+            <w:vAlign w:val="center"/>
+          </w:tcPr>
+          <w:p>
+            <w:pPr>
+              <w:spacing w:after="0"/>
+              <w:jc w:val="center"/>
+            </w:pPr>
+          </w:p>
+        </w:tc>
+        <w:tc>
+          <w:tcPr>
+            <w:tcW w:w="1200" w:type="dxa"/>
+            <w:vAlign w:val="center"/>
+          </w:tcPr>
+          <w:p>
+            <w:pPr>
+              <w:spacing w:after="0"/>
+              <w:jc w:val="center"/>
+            </w:pPr>
+          </w:p>
+        </w:tc>
+        <w:tc>
+          <w:tcPr>
+            <w:tcW w:w="1200" w:type="dxa"/>
+            <w:vAlign w:val="center"/>
+          </w:tcPr>
+          <w:p>
+            <w:pPr>
+              <w:spacing w:after="0"/>
+              <w:jc w:val="center"/>
+            </w:pPr>
+          </w:p>
+        </w:tc>
+        <w:tc>
+          <w:tcPr>
+            <w:tcW w:w="1200" w:type="dxa"/>
+            <w:vAlign w:val="center"/>
+          </w:tcPr>
+          <w:p>
+            <w:pPr>
+              <w:spacing w:after="0"/>
               <w:jc w:val="center"/>
             </w:pPr>
           </w:p>
@@ -684,87 +732,85 @@
           </w:tcPr>
           <w:p>
             <w:pPr>
-              <w:spacing w:before="0" w:after="0"/>
-              <w:jc w:val="center"/>
-            </w:pPr>
-            <w:r>
-              <w:rPr>
-                <w:rFonts w:ascii="Times New Roman" w:hAnsi="Times New Roman" w:cs="Times New Roman"/>
-                <w:sz w:val="26"/>
-                <w:szCs w:val="26"/>
-              </w:rPr>
-              <w:t xml:space="preserve">Dòng điện sau khi bổ sung bi (A)</w:t>
-            </w:r>
-          </w:p>
-        </w:tc>
-        <w:tc>
-          <w:tcPr>
-            <w:tcW w:w="1200" w:type="dxa"/>
-            <w:vAlign w:val="center"/>
-          </w:tcPr>
-          <w:p>
-            <w:pPr>
-              <w:spacing w:before="0" w:after="0"/>
-              <w:jc w:val="center"/>
-            </w:pPr>
-          </w:p>
-        </w:tc>
-        <w:tc>
-          <w:tcPr>
-            <w:tcW w:w="1200" w:type="dxa"/>
-            <w:vAlign w:val="center"/>
-          </w:tcPr>
-          <w:p>
-            <w:pPr>
-              <w:spacing w:before="0" w:after="0"/>
-              <w:jc w:val="center"/>
-            </w:pPr>
-          </w:p>
-        </w:tc>
-        <w:tc>
-          <w:tcPr>
-            <w:tcW w:w="1200" w:type="dxa"/>
-            <w:vAlign w:val="center"/>
-          </w:tcPr>
-          <w:p>
-            <w:pPr>
-              <w:spacing w:before="0" w:after="0"/>
-              <w:jc w:val="center"/>
-            </w:pPr>
-          </w:p>
-        </w:tc>
-        <w:tc>
-          <w:tcPr>
-            <w:tcW w:w="1200" w:type="dxa"/>
-            <w:vAlign w:val="center"/>
-          </w:tcPr>
-          <w:p>
-            <w:pPr>
-              <w:spacing w:before="0" w:after="0"/>
-              <w:jc w:val="center"/>
-            </w:pPr>
-          </w:p>
-        </w:tc>
-        <w:tc>
-          <w:tcPr>
-            <w:tcW w:w="1200" w:type="dxa"/>
-            <w:vAlign w:val="center"/>
-          </w:tcPr>
-          <w:p>
-            <w:pPr>
-              <w:spacing w:before="0" w:after="0"/>
-              <w:jc w:val="center"/>
-            </w:pPr>
-          </w:p>
-        </w:tc>
-        <w:tc>
-          <w:tcPr>
-            <w:tcW w:w="1200" w:type="dxa"/>
-            <w:vAlign w:val="center"/>
-          </w:tcPr>
-          <w:p>
-            <w:pPr>
-              <w:spacing w:before="0" w:after="0"/>
+              <w:spacing w:after="0"/>
+              <w:jc w:val="center"/>
+            </w:pPr>
+            <w:r>
+              <w:rPr>
+                <w:rFonts w:ascii="Times New Roman" w:hAnsi="Times New Roman" w:cs="Times New Roman"/>
+              </w:rPr>
+              <w:t>Dòng điện sau khi bổ sung bi (A)</w:t>
+            </w:r>
+          </w:p>
+        </w:tc>
+        <w:tc>
+          <w:tcPr>
+            <w:tcW w:w="1200" w:type="dxa"/>
+            <w:vAlign w:val="center"/>
+          </w:tcPr>
+          <w:p>
+            <w:pPr>
+              <w:spacing w:after="0"/>
+              <w:jc w:val="center"/>
+            </w:pPr>
+          </w:p>
+        </w:tc>
+        <w:tc>
+          <w:tcPr>
+            <w:tcW w:w="1200" w:type="dxa"/>
+            <w:vAlign w:val="center"/>
+          </w:tcPr>
+          <w:p>
+            <w:pPr>
+              <w:spacing w:after="0"/>
+              <w:jc w:val="center"/>
+            </w:pPr>
+          </w:p>
+        </w:tc>
+        <w:tc>
+          <w:tcPr>
+            <w:tcW w:w="1200" w:type="dxa"/>
+            <w:vAlign w:val="center"/>
+          </w:tcPr>
+          <w:p>
+            <w:pPr>
+              <w:spacing w:after="0"/>
+              <w:jc w:val="center"/>
+            </w:pPr>
+          </w:p>
+        </w:tc>
+        <w:tc>
+          <w:tcPr>
+            <w:tcW w:w="1200" w:type="dxa"/>
+            <w:vAlign w:val="center"/>
+          </w:tcPr>
+          <w:p>
+            <w:pPr>
+              <w:spacing w:after="0"/>
+              <w:jc w:val="center"/>
+            </w:pPr>
+          </w:p>
+        </w:tc>
+        <w:tc>
+          <w:tcPr>
+            <w:tcW w:w="1200" w:type="dxa"/>
+            <w:vAlign w:val="center"/>
+          </w:tcPr>
+          <w:p>
+            <w:pPr>
+              <w:spacing w:after="0"/>
+              <w:jc w:val="center"/>
+            </w:pPr>
+          </w:p>
+        </w:tc>
+        <w:tc>
+          <w:tcPr>
+            <w:tcW w:w="1200" w:type="dxa"/>
+            <w:vAlign w:val="center"/>
+          </w:tcPr>
+          <w:p>
+            <w:pPr>
+              <w:spacing w:after="0"/>
               <w:jc w:val="center"/>
             </w:pPr>
           </w:p>
@@ -781,87 +827,85 @@
           </w:tcPr>
           <w:p>
             <w:pPr>
-              <w:spacing w:before="0" w:after="0"/>
-              <w:jc w:val="center"/>
-            </w:pPr>
-            <w:r>
-              <w:rPr>
-                <w:rFonts w:ascii="Times New Roman" w:hAnsi="Times New Roman" w:cs="Times New Roman"/>
-                <w:sz w:val="26"/>
-                <w:szCs w:val="26"/>
-              </w:rPr>
-              <w:t xml:space="preserve">Số lượng thùng bổ sung</w:t>
-            </w:r>
-          </w:p>
-        </w:tc>
-        <w:tc>
-          <w:tcPr>
-            <w:tcW w:w="1200" w:type="dxa"/>
-            <w:vAlign w:val="center"/>
-          </w:tcPr>
-          <w:p>
-            <w:pPr>
-              <w:spacing w:before="0" w:after="0"/>
-              <w:jc w:val="center"/>
-            </w:pPr>
-          </w:p>
-        </w:tc>
-        <w:tc>
-          <w:tcPr>
-            <w:tcW w:w="1200" w:type="dxa"/>
-            <w:vAlign w:val="center"/>
-          </w:tcPr>
-          <w:p>
-            <w:pPr>
-              <w:spacing w:before="0" w:after="0"/>
-              <w:jc w:val="center"/>
-            </w:pPr>
-          </w:p>
-        </w:tc>
-        <w:tc>
-          <w:tcPr>
-            <w:tcW w:w="1200" w:type="dxa"/>
-            <w:vAlign w:val="center"/>
-          </w:tcPr>
-          <w:p>
-            <w:pPr>
-              <w:spacing w:before="0" w:after="0"/>
-              <w:jc w:val="center"/>
-            </w:pPr>
-          </w:p>
-        </w:tc>
-        <w:tc>
-          <w:tcPr>
-            <w:tcW w:w="1200" w:type="dxa"/>
-            <w:vAlign w:val="center"/>
-          </w:tcPr>
-          <w:p>
-            <w:pPr>
-              <w:spacing w:before="0" w:after="0"/>
-              <w:jc w:val="center"/>
-            </w:pPr>
-          </w:p>
-        </w:tc>
-        <w:tc>
-          <w:tcPr>
-            <w:tcW w:w="1200" w:type="dxa"/>
-            <w:vAlign w:val="center"/>
-          </w:tcPr>
-          <w:p>
-            <w:pPr>
-              <w:spacing w:before="0" w:after="0"/>
-              <w:jc w:val="center"/>
-            </w:pPr>
-          </w:p>
-        </w:tc>
-        <w:tc>
-          <w:tcPr>
-            <w:tcW w:w="1200" w:type="dxa"/>
-            <w:vAlign w:val="center"/>
-          </w:tcPr>
-          <w:p>
-            <w:pPr>
-              <w:spacing w:before="0" w:after="0"/>
+              <w:spacing w:after="0"/>
+              <w:jc w:val="center"/>
+            </w:pPr>
+            <w:r>
+              <w:rPr>
+                <w:rFonts w:ascii="Times New Roman" w:hAnsi="Times New Roman" w:cs="Times New Roman"/>
+              </w:rPr>
+              <w:t>Số lượng thùng bổ sung</w:t>
+            </w:r>
+          </w:p>
+        </w:tc>
+        <w:tc>
+          <w:tcPr>
+            <w:tcW w:w="1200" w:type="dxa"/>
+            <w:vAlign w:val="center"/>
+          </w:tcPr>
+          <w:p>
+            <w:pPr>
+              <w:spacing w:after="0"/>
+              <w:jc w:val="center"/>
+            </w:pPr>
+          </w:p>
+        </w:tc>
+        <w:tc>
+          <w:tcPr>
+            <w:tcW w:w="1200" w:type="dxa"/>
+            <w:vAlign w:val="center"/>
+          </w:tcPr>
+          <w:p>
+            <w:pPr>
+              <w:spacing w:after="0"/>
+              <w:jc w:val="center"/>
+            </w:pPr>
+          </w:p>
+        </w:tc>
+        <w:tc>
+          <w:tcPr>
+            <w:tcW w:w="1200" w:type="dxa"/>
+            <w:vAlign w:val="center"/>
+          </w:tcPr>
+          <w:p>
+            <w:pPr>
+              <w:spacing w:after="0"/>
+              <w:jc w:val="center"/>
+            </w:pPr>
+          </w:p>
+        </w:tc>
+        <w:tc>
+          <w:tcPr>
+            <w:tcW w:w="1200" w:type="dxa"/>
+            <w:vAlign w:val="center"/>
+          </w:tcPr>
+          <w:p>
+            <w:pPr>
+              <w:spacing w:after="0"/>
+              <w:jc w:val="center"/>
+            </w:pPr>
+          </w:p>
+        </w:tc>
+        <w:tc>
+          <w:tcPr>
+            <w:tcW w:w="1200" w:type="dxa"/>
+            <w:vAlign w:val="center"/>
+          </w:tcPr>
+          <w:p>
+            <w:pPr>
+              <w:spacing w:after="0"/>
+              <w:jc w:val="center"/>
+            </w:pPr>
+          </w:p>
+        </w:tc>
+        <w:tc>
+          <w:tcPr>
+            <w:tcW w:w="1200" w:type="dxa"/>
+            <w:vAlign w:val="center"/>
+          </w:tcPr>
+          <w:p>
+            <w:pPr>
+              <w:spacing w:after="0"/>
               <w:jc w:val="center"/>
             </w:pPr>
           </w:p>
@@ -878,87 +922,85 @@
           </w:tcPr>
           <w:p>
             <w:pPr>
-              <w:spacing w:before="0" w:after="0"/>
-              <w:jc w:val="center"/>
-            </w:pPr>
-            <w:r>
-              <w:rPr>
-                <w:rFonts w:ascii="Times New Roman" w:hAnsi="Times New Roman" w:cs="Times New Roman"/>
-                <w:sz w:val="26"/>
-                <w:szCs w:val="26"/>
-              </w:rPr>
-              <w:t xml:space="preserve">Tắc bi (Có/ Không)</w:t>
-            </w:r>
-          </w:p>
-        </w:tc>
-        <w:tc>
-          <w:tcPr>
-            <w:tcW w:w="1200" w:type="dxa"/>
-            <w:vAlign w:val="center"/>
-          </w:tcPr>
-          <w:p>
-            <w:pPr>
-              <w:spacing w:before="0" w:after="0"/>
-              <w:jc w:val="center"/>
-            </w:pPr>
-          </w:p>
-        </w:tc>
-        <w:tc>
-          <w:tcPr>
-            <w:tcW w:w="1200" w:type="dxa"/>
-            <w:vAlign w:val="center"/>
-          </w:tcPr>
-          <w:p>
-            <w:pPr>
-              <w:spacing w:before="0" w:after="0"/>
-              <w:jc w:val="center"/>
-            </w:pPr>
-          </w:p>
-        </w:tc>
-        <w:tc>
-          <w:tcPr>
-            <w:tcW w:w="1200" w:type="dxa"/>
-            <w:vAlign w:val="center"/>
-          </w:tcPr>
-          <w:p>
-            <w:pPr>
-              <w:spacing w:before="0" w:after="0"/>
-              <w:jc w:val="center"/>
-            </w:pPr>
-          </w:p>
-        </w:tc>
-        <w:tc>
-          <w:tcPr>
-            <w:tcW w:w="1200" w:type="dxa"/>
-            <w:vAlign w:val="center"/>
-          </w:tcPr>
-          <w:p>
-            <w:pPr>
-              <w:spacing w:before="0" w:after="0"/>
-              <w:jc w:val="center"/>
-            </w:pPr>
-          </w:p>
-        </w:tc>
-        <w:tc>
-          <w:tcPr>
-            <w:tcW w:w="1200" w:type="dxa"/>
-            <w:vAlign w:val="center"/>
-          </w:tcPr>
-          <w:p>
-            <w:pPr>
-              <w:spacing w:before="0" w:after="0"/>
-              <w:jc w:val="center"/>
-            </w:pPr>
-          </w:p>
-        </w:tc>
-        <w:tc>
-          <w:tcPr>
-            <w:tcW w:w="1200" w:type="dxa"/>
-            <w:vAlign w:val="center"/>
-          </w:tcPr>
-          <w:p>
-            <w:pPr>
-              <w:spacing w:before="0" w:after="0"/>
+              <w:spacing w:after="0"/>
+              <w:jc w:val="center"/>
+            </w:pPr>
+            <w:r>
+              <w:rPr>
+                <w:rFonts w:ascii="Times New Roman" w:hAnsi="Times New Roman" w:cs="Times New Roman"/>
+              </w:rPr>
+              <w:t>Tắc bi (Có/ Không)</w:t>
+            </w:r>
+          </w:p>
+        </w:tc>
+        <w:tc>
+          <w:tcPr>
+            <w:tcW w:w="1200" w:type="dxa"/>
+            <w:vAlign w:val="center"/>
+          </w:tcPr>
+          <w:p>
+            <w:pPr>
+              <w:spacing w:after="0"/>
+              <w:jc w:val="center"/>
+            </w:pPr>
+          </w:p>
+        </w:tc>
+        <w:tc>
+          <w:tcPr>
+            <w:tcW w:w="1200" w:type="dxa"/>
+            <w:vAlign w:val="center"/>
+          </w:tcPr>
+          <w:p>
+            <w:pPr>
+              <w:spacing w:after="0"/>
+              <w:jc w:val="center"/>
+            </w:pPr>
+          </w:p>
+        </w:tc>
+        <w:tc>
+          <w:tcPr>
+            <w:tcW w:w="1200" w:type="dxa"/>
+            <w:vAlign w:val="center"/>
+          </w:tcPr>
+          <w:p>
+            <w:pPr>
+              <w:spacing w:after="0"/>
+              <w:jc w:val="center"/>
+            </w:pPr>
+          </w:p>
+        </w:tc>
+        <w:tc>
+          <w:tcPr>
+            <w:tcW w:w="1200" w:type="dxa"/>
+            <w:vAlign w:val="center"/>
+          </w:tcPr>
+          <w:p>
+            <w:pPr>
+              <w:spacing w:after="0"/>
+              <w:jc w:val="center"/>
+            </w:pPr>
+          </w:p>
+        </w:tc>
+        <w:tc>
+          <w:tcPr>
+            <w:tcW w:w="1200" w:type="dxa"/>
+            <w:vAlign w:val="center"/>
+          </w:tcPr>
+          <w:p>
+            <w:pPr>
+              <w:spacing w:after="0"/>
+              <w:jc w:val="center"/>
+            </w:pPr>
+          </w:p>
+        </w:tc>
+        <w:tc>
+          <w:tcPr>
+            <w:tcW w:w="1200" w:type="dxa"/>
+            <w:vAlign w:val="center"/>
+          </w:tcPr>
+          <w:p>
+            <w:pPr>
+              <w:spacing w:after="0"/>
               <w:jc w:val="center"/>
             </w:pPr>
           </w:p>
@@ -976,13 +1018,23 @@
           <w:sz w:val="26"/>
           <w:szCs w:val="26"/>
         </w:rPr>
-        <w:t xml:space="preserve">II.	Hình ảnh (chụp bằng Timestamp Camera)</w:t>
+        <w:t>II.</w:t>
+      </w:r>
+      <w:r>
+        <w:rPr>
+          <w:rFonts w:ascii="Times New Roman" w:hAnsi="Times New Roman" w:cs="Times New Roman"/>
+          <w:b/>
+          <w:sz w:val="26"/>
+          <w:szCs w:val="26"/>
+        </w:rPr>
+        <w:tab/>
+        <w:t>Hình ảnh (chụp bằng Timestamp Camera)</w:t>
       </w:r>
     </w:p>
     <w:p>
       <w:pPr>
+        <w:spacing w:after="60"/>
         <w:ind w:left="284"/>
-        <w:spacing w:before="0" w:after="60"/>
       </w:pPr>
       <w:r>
         <w:rPr>
@@ -991,7 +1043,7 @@
           <w:sz w:val="26"/>
           <w:szCs w:val="26"/>
         </w:rPr>
-        <w:t xml:space="preserve">[1]. PCT/ LCT bổ sung bi:</w:t>
+        <w:t>[1]. PCT/ LCT bổ sung bi:</w:t>
       </w:r>
     </w:p>
     <w:tbl>
@@ -1010,7 +1062,7 @@
           <w:left w:w="80" w:type="dxa"/>
           <w:right w:w="80" w:type="dxa"/>
         </w:tblCellMar>
-        <w:tblLook w:val="04A0"/>
+        <w:tblLook w:val="04A0" w:firstRow="1" w:lastRow="0" w:firstColumn="1" w:lastColumn="0" w:noHBand="0" w:noVBand="1"/>
       </w:tblPr>
       <w:tblGrid>
         <w:gridCol w:w="9354"/>
@@ -1026,7 +1078,7 @@
           </w:tcPr>
           <w:p>
             <w:pPr>
-              <w:spacing w:before="0" w:after="0"/>
+              <w:spacing w:after="0"/>
               <w:jc w:val="center"/>
             </w:pPr>
           </w:p>
@@ -1043,7 +1095,7 @@
           </w:tcPr>
           <w:p>
             <w:pPr>
-              <w:spacing w:before="0" w:after="0"/>
+              <w:spacing w:after="0"/>
               <w:jc w:val="center"/>
             </w:pPr>
           </w:p>
@@ -1060,7 +1112,7 @@
           </w:tcPr>
           <w:p>
             <w:pPr>
-              <w:spacing w:before="0" w:after="0"/>
+              <w:spacing w:after="0"/>
               <w:jc w:val="center"/>
             </w:pPr>
           </w:p>
@@ -1077,7 +1129,7 @@
           </w:tcPr>
           <w:p>
             <w:pPr>
-              <w:spacing w:before="0" w:after="0"/>
+              <w:spacing w:after="0"/>
               <w:jc w:val="center"/>
             </w:pPr>
           </w:p>
@@ -1086,8 +1138,8 @@
     </w:tbl>
     <w:p>
       <w:pPr>
+        <w:spacing w:before="120" w:after="60"/>
         <w:ind w:left="284"/>
-        <w:spacing w:before="120" w:after="60"/>
       </w:pPr>
       <w:r>
         <w:rPr>
@@ -1096,7 +1148,7 @@
           <w:sz w:val="26"/>
           <w:szCs w:val="26"/>
         </w:rPr>
-        <w:t xml:space="preserve">[2]. Thùng bi bổ sung cho từng máy nghiền:</w:t>
+        <w:t>[2]. Thùng bi bổ sung cho từng máy nghiền:</w:t>
       </w:r>
     </w:p>
     <w:tbl>
@@ -1115,7 +1167,7 @@
           <w:left w:w="80" w:type="dxa"/>
           <w:right w:w="80" w:type="dxa"/>
         </w:tblCellMar>
-        <w:tblLook w:val="04A0"/>
+        <w:tblLook w:val="04A0" w:firstRow="1" w:lastRow="0" w:firstColumn="1" w:lastColumn="0" w:noHBand="0" w:noVBand="1"/>
       </w:tblPr>
       <w:tblGrid>
         <w:gridCol w:w="1100"/>
@@ -1134,16 +1186,13 @@
           </w:tcPr>
           <w:p>
             <w:pPr>
-              <w:spacing w:before="0" w:after="0"/>
-              <w:jc w:val="left"/>
-            </w:pPr>
-            <w:r>
-              <w:rPr>
-                <w:rFonts w:ascii="Times New Roman" w:hAnsi="Times New Roman" w:cs="Times New Roman"/>
-                <w:sz w:val="26"/>
-                <w:szCs w:val="26"/>
-              </w:rPr>
-              <w:t xml:space="preserve">Mill A</w:t>
+              <w:spacing w:after="0"/>
+            </w:pPr>
+            <w:r>
+              <w:rPr>
+                <w:rFonts w:ascii="Times New Roman" w:hAnsi="Times New Roman" w:cs="Times New Roman"/>
+              </w:rPr>
+              <w:t>Mill A</w:t>
             </w:r>
           </w:p>
         </w:tc>
@@ -1154,7 +1203,7 @@
           </w:tcPr>
           <w:p>
             <w:pPr>
-              <w:spacing w:before="0" w:after="0"/>
+              <w:spacing w:after="0"/>
               <w:jc w:val="center"/>
             </w:pPr>
           </w:p>
@@ -1166,7 +1215,7 @@
           </w:tcPr>
           <w:p>
             <w:pPr>
-              <w:spacing w:before="0" w:after="0"/>
+              <w:spacing w:after="0"/>
               <w:jc w:val="center"/>
             </w:pPr>
           </w:p>
@@ -1178,7 +1227,7 @@
           </w:tcPr>
           <w:p>
             <w:pPr>
-              <w:spacing w:before="0" w:after="0"/>
+              <w:spacing w:after="0"/>
               <w:jc w:val="center"/>
             </w:pPr>
           </w:p>
@@ -1195,16 +1244,14 @@
           </w:tcPr>
           <w:p>
             <w:pPr>
-              <w:spacing w:before="0" w:after="0"/>
-              <w:jc w:val="left"/>
-            </w:pPr>
-            <w:r>
-              <w:rPr>
-                <w:rFonts w:ascii="Times New Roman" w:hAnsi="Times New Roman" w:cs="Times New Roman"/>
-                <w:sz w:val="26"/>
-                <w:szCs w:val="26"/>
-              </w:rPr>
-              <w:t xml:space="preserve">Mill B</w:t>
+              <w:spacing w:after="0"/>
+            </w:pPr>
+            <w:r>
+              <w:rPr>
+                <w:rFonts w:ascii="Times New Roman" w:hAnsi="Times New Roman" w:cs="Times New Roman"/>
+              </w:rPr>
+              <w:lastRenderedPageBreak/>
+              <w:t>Mill B</w:t>
             </w:r>
           </w:p>
         </w:tc>
@@ -1215,7 +1262,7 @@
           </w:tcPr>
           <w:p>
             <w:pPr>
-              <w:spacing w:before="0" w:after="0"/>
+              <w:spacing w:after="0"/>
               <w:jc w:val="center"/>
             </w:pPr>
           </w:p>
@@ -1227,7 +1274,7 @@
           </w:tcPr>
           <w:p>
             <w:pPr>
-              <w:spacing w:before="0" w:after="0"/>
+              <w:spacing w:after="0"/>
               <w:jc w:val="center"/>
             </w:pPr>
           </w:p>
@@ -1239,7 +1286,7 @@
           </w:tcPr>
           <w:p>
             <w:pPr>
-              <w:spacing w:before="0" w:after="0"/>
+              <w:spacing w:after="0"/>
               <w:jc w:val="center"/>
             </w:pPr>
           </w:p>
@@ -1256,16 +1303,13 @@
           </w:tcPr>
           <w:p>
             <w:pPr>
-              <w:spacing w:before="0" w:after="0"/>
-              <w:jc w:val="left"/>
-            </w:pPr>
-            <w:r>
-              <w:rPr>
-                <w:rFonts w:ascii="Times New Roman" w:hAnsi="Times New Roman" w:cs="Times New Roman"/>
-                <w:sz w:val="26"/>
-                <w:szCs w:val="26"/>
-              </w:rPr>
-              <w:t xml:space="preserve">Mill C</w:t>
+              <w:spacing w:after="0"/>
+            </w:pPr>
+            <w:r>
+              <w:rPr>
+                <w:rFonts w:ascii="Times New Roman" w:hAnsi="Times New Roman" w:cs="Times New Roman"/>
+              </w:rPr>
+              <w:t>Mill C</w:t>
             </w:r>
           </w:p>
         </w:tc>
@@ -1276,7 +1320,7 @@
           </w:tcPr>
           <w:p>
             <w:pPr>
-              <w:spacing w:before="0" w:after="0"/>
+              <w:spacing w:after="0"/>
               <w:jc w:val="center"/>
             </w:pPr>
           </w:p>
@@ -1288,7 +1332,7 @@
           </w:tcPr>
           <w:p>
             <w:pPr>
-              <w:spacing w:before="0" w:after="0"/>
+              <w:spacing w:after="0"/>
               <w:jc w:val="center"/>
             </w:pPr>
           </w:p>
@@ -1300,7 +1344,7 @@
           </w:tcPr>
           <w:p>
             <w:pPr>
-              <w:spacing w:before="0" w:after="0"/>
+              <w:spacing w:after="0"/>
               <w:jc w:val="center"/>
             </w:pPr>
           </w:p>
@@ -1317,16 +1361,13 @@
           </w:tcPr>
           <w:p>
             <w:pPr>
-              <w:spacing w:before="0" w:after="0"/>
-              <w:jc w:val="left"/>
-            </w:pPr>
-            <w:r>
-              <w:rPr>
-                <w:rFonts w:ascii="Times New Roman" w:hAnsi="Times New Roman" w:cs="Times New Roman"/>
-                <w:sz w:val="26"/>
-                <w:szCs w:val="26"/>
-              </w:rPr>
-              <w:t xml:space="preserve">Mill D</w:t>
+              <w:spacing w:after="0"/>
+            </w:pPr>
+            <w:r>
+              <w:rPr>
+                <w:rFonts w:ascii="Times New Roman" w:hAnsi="Times New Roman" w:cs="Times New Roman"/>
+              </w:rPr>
+              <w:t>Mill D</w:t>
             </w:r>
           </w:p>
         </w:tc>
@@ -1337,7 +1378,7 @@
           </w:tcPr>
           <w:p>
             <w:pPr>
-              <w:spacing w:before="0" w:after="0"/>
+              <w:spacing w:after="0"/>
               <w:jc w:val="center"/>
             </w:pPr>
           </w:p>
@@ -1349,7 +1390,7 @@
           </w:tcPr>
           <w:p>
             <w:pPr>
-              <w:spacing w:before="0" w:after="0"/>
+              <w:spacing w:after="0"/>
               <w:jc w:val="center"/>
             </w:pPr>
           </w:p>
@@ -1361,7 +1402,7 @@
           </w:tcPr>
           <w:p>
             <w:pPr>
-              <w:spacing w:before="0" w:after="0"/>
+              <w:spacing w:after="0"/>
               <w:jc w:val="center"/>
             </w:pPr>
           </w:p>
@@ -1378,16 +1419,13 @@
           </w:tcPr>
           <w:p>
             <w:pPr>
-              <w:spacing w:before="0" w:after="0"/>
-              <w:jc w:val="left"/>
-            </w:pPr>
-            <w:r>
-              <w:rPr>
-                <w:rFonts w:ascii="Times New Roman" w:hAnsi="Times New Roman" w:cs="Times New Roman"/>
-                <w:sz w:val="26"/>
-                <w:szCs w:val="26"/>
-              </w:rPr>
-              <w:t xml:space="preserve">Mill E</w:t>
+              <w:spacing w:after="0"/>
+            </w:pPr>
+            <w:r>
+              <w:rPr>
+                <w:rFonts w:ascii="Times New Roman" w:hAnsi="Times New Roman" w:cs="Times New Roman"/>
+              </w:rPr>
+              <w:t>Mill E</w:t>
             </w:r>
           </w:p>
         </w:tc>
@@ -1398,7 +1436,7 @@
           </w:tcPr>
           <w:p>
             <w:pPr>
-              <w:spacing w:before="0" w:after="0"/>
+              <w:spacing w:after="0"/>
               <w:jc w:val="center"/>
             </w:pPr>
           </w:p>
@@ -1410,7 +1448,7 @@
           </w:tcPr>
           <w:p>
             <w:pPr>
-              <w:spacing w:before="0" w:after="0"/>
+              <w:spacing w:after="0"/>
               <w:jc w:val="center"/>
             </w:pPr>
           </w:p>
@@ -1422,7 +1460,7 @@
           </w:tcPr>
           <w:p>
             <w:pPr>
-              <w:spacing w:before="0" w:after="0"/>
+              <w:spacing w:after="0"/>
               <w:jc w:val="center"/>
             </w:pPr>
           </w:p>
@@ -1439,16 +1477,13 @@
           </w:tcPr>
           <w:p>
             <w:pPr>
-              <w:spacing w:before="0" w:after="0"/>
-              <w:jc w:val="left"/>
-            </w:pPr>
-            <w:r>
-              <w:rPr>
-                <w:rFonts w:ascii="Times New Roman" w:hAnsi="Times New Roman" w:cs="Times New Roman"/>
-                <w:sz w:val="26"/>
-                <w:szCs w:val="26"/>
-              </w:rPr>
-              <w:t xml:space="preserve">Mill F</w:t>
+              <w:spacing w:after="0"/>
+            </w:pPr>
+            <w:r>
+              <w:rPr>
+                <w:rFonts w:ascii="Times New Roman" w:hAnsi="Times New Roman" w:cs="Times New Roman"/>
+              </w:rPr>
+              <w:t>Mill F</w:t>
             </w:r>
           </w:p>
         </w:tc>
@@ -1459,7 +1494,7 @@
           </w:tcPr>
           <w:p>
             <w:pPr>
-              <w:spacing w:before="0" w:after="0"/>
+              <w:spacing w:after="0"/>
               <w:jc w:val="center"/>
             </w:pPr>
           </w:p>
@@ -1471,7 +1506,7 @@
           </w:tcPr>
           <w:p>
             <w:pPr>
-              <w:spacing w:before="0" w:after="0"/>
+              <w:spacing w:after="0"/>
               <w:jc w:val="center"/>
             </w:pPr>
           </w:p>
@@ -1483,7 +1518,7 @@
           </w:tcPr>
           <w:p>
             <w:pPr>
-              <w:spacing w:before="0" w:after="0"/>
+              <w:spacing w:after="0"/>
               <w:jc w:val="center"/>
             </w:pPr>
           </w:p>
@@ -1501,7 +1536,17 @@
           <w:sz w:val="26"/>
           <w:szCs w:val="26"/>
         </w:rPr>
-        <w:t xml:space="preserve">III.	Hội đồng nghiệm thu</w:t>
+        <w:t>III.</w:t>
+      </w:r>
+      <w:r>
+        <w:rPr>
+          <w:rFonts w:ascii="Times New Roman" w:hAnsi="Times New Roman" w:cs="Times New Roman"/>
+          <w:b/>
+          <w:sz w:val="26"/>
+          <w:szCs w:val="26"/>
+        </w:rPr>
+        <w:tab/>
+        <w:t>Hội đồng nghiệm thu</w:t>
       </w:r>
     </w:p>
     <w:tbl>
@@ -1615,6 +1660,7 @@
         </w:tc>
       </w:tr>
     </w:tbl>
+    <w:p/>
     <w:sectPr>
       <w:pgSz w:w="11906" w:h="16838"/>
       <w:pgMar w:top="1134" w:right="1134" w:bottom="1134" w:left="1418" w:header="708" w:footer="708" w:gutter="0"/>
